--- a/pdf/coder2mahek.docx
+++ b/pdf/coder2mahek.docx
@@ -62,9 +62,9 @@
           <w:noProof/>
         </w:rPr>
         <w:drawing>
-          <wp:inline distT="0" distB="0" distL="0" distR="0" wp14:anchorId="59D89BE9" wp14:editId="7C69C226">
-            <wp:extent cx="5744210" cy="4701540"/>
-            <wp:effectExtent l="0" t="0" r="8890" b="3810"/>
+          <wp:inline distT="0" distB="0" distL="0" distR="0" wp14:anchorId="59D89BE9" wp14:editId="028BD1BF">
+            <wp:extent cx="5942821" cy="4864100"/>
+            <wp:effectExtent l="0" t="0" r="1270" b="0"/>
             <wp:docPr id="1372903053" name="Picture 60"/>
             <wp:cNvGraphicFramePr>
               <a:graphicFrameLocks xmlns:a="http://schemas.openxmlformats.org/drawingml/2006/main" noChangeAspect="1"/>
@@ -92,7 +92,7 @@
                   <pic:spPr bwMode="auto">
                     <a:xfrm>
                       <a:off x="0" y="0"/>
-                      <a:ext cx="5790923" cy="4739774"/>
+                      <a:ext cx="5997383" cy="4908758"/>
                     </a:xfrm>
                     <a:prstGeom prst="rect">
                       <a:avLst/>
@@ -16612,7 +16612,7 @@
         </w:rPr>
         <w:lastRenderedPageBreak/>
         <w:drawing>
-          <wp:inline distT="0" distB="0" distL="0" distR="0" wp14:anchorId="2ED6CD89" wp14:editId="607A09AF">
+          <wp:inline distT="0" distB="0" distL="0" distR="0" wp14:anchorId="2ED6CD89" wp14:editId="320DBA1B">
             <wp:extent cx="5549322" cy="6771653"/>
             <wp:effectExtent l="0" t="0" r="0" b="0"/>
             <wp:docPr id="5" name="Picture 5"/>
@@ -22378,7 +22378,7 @@
         </w:rPr>
         <w:lastRenderedPageBreak/>
         <w:drawing>
-          <wp:inline distT="0" distB="0" distL="0" distR="0" wp14:anchorId="4E08BA30" wp14:editId="0A2C4C5C">
+          <wp:inline distT="0" distB="0" distL="0" distR="0" wp14:anchorId="4E08BA30" wp14:editId="4881AE6F">
             <wp:extent cx="4013915" cy="7135850"/>
             <wp:effectExtent l="0" t="0" r="0" b="0"/>
             <wp:docPr id="19" name="Picture 19"/>
@@ -22572,7 +22572,7 @@
         </w:rPr>
         <w:lastRenderedPageBreak/>
         <w:drawing>
-          <wp:inline distT="0" distB="0" distL="0" distR="0" wp14:anchorId="72C5EFF8" wp14:editId="07921495">
+          <wp:inline distT="0" distB="0" distL="0" distR="0" wp14:anchorId="72C5EFF8" wp14:editId="0628062D">
             <wp:extent cx="4013915" cy="7135850"/>
             <wp:effectExtent l="0" t="0" r="0" b="0"/>
             <wp:docPr id="16" name="Picture 16"/>
@@ -22798,7 +22798,7 @@
         </w:rPr>
         <w:lastRenderedPageBreak/>
         <w:drawing>
-          <wp:inline distT="0" distB="0" distL="0" distR="0" wp14:anchorId="77E81DED" wp14:editId="1ED25EF8">
+          <wp:inline distT="0" distB="0" distL="0" distR="0" wp14:anchorId="77E81DED" wp14:editId="3DC9EA23">
             <wp:extent cx="4013915" cy="7135850"/>
             <wp:effectExtent l="0" t="0" r="0" b="0"/>
             <wp:docPr id="17" name="Picture 17"/>
@@ -22991,7 +22991,7 @@
         </w:rPr>
         <w:lastRenderedPageBreak/>
         <w:drawing>
-          <wp:inline distT="0" distB="0" distL="0" distR="0" wp14:anchorId="3C4529AF" wp14:editId="28214149">
+          <wp:inline distT="0" distB="0" distL="0" distR="0" wp14:anchorId="3C4529AF" wp14:editId="0919CC93">
             <wp:extent cx="4013915" cy="7135850"/>
             <wp:effectExtent l="0" t="0" r="0" b="0"/>
             <wp:docPr id="18" name="Picture 18"/>
@@ -23207,7 +23207,7 @@
         </w:rPr>
         <w:lastRenderedPageBreak/>
         <w:drawing>
-          <wp:inline distT="0" distB="0" distL="0" distR="0" wp14:anchorId="3CC5ED5B" wp14:editId="765EA65D">
+          <wp:inline distT="0" distB="0" distL="0" distR="0" wp14:anchorId="3CC5ED5B" wp14:editId="3D4131A1">
             <wp:extent cx="4041690" cy="7185228"/>
             <wp:effectExtent l="0" t="0" r="0" b="0"/>
             <wp:docPr id="12" name="Picture 12"/>
@@ -23582,7 +23582,7 @@
           <w:szCs w:val="32"/>
         </w:rPr>
         <w:drawing>
-          <wp:inline distT="0" distB="0" distL="0" distR="0" wp14:anchorId="55A7D9D0" wp14:editId="6B675617">
+          <wp:inline distT="0" distB="0" distL="0" distR="0" wp14:anchorId="55A7D9D0" wp14:editId="28BEDD6C">
             <wp:extent cx="4013916" cy="7135852"/>
             <wp:effectExtent l="0" t="0" r="0" b="0"/>
             <wp:docPr id="4" name="Picture 4"/>
@@ -23765,7 +23765,7 @@
           <w:szCs w:val="32"/>
         </w:rPr>
         <w:drawing>
-          <wp:inline distT="0" distB="0" distL="0" distR="0" wp14:anchorId="68E7838B" wp14:editId="371CEAC5">
+          <wp:inline distT="0" distB="0" distL="0" distR="0" wp14:anchorId="68E7838B" wp14:editId="3C552024">
             <wp:extent cx="4013916" cy="7135850"/>
             <wp:effectExtent l="0" t="0" r="0" b="0"/>
             <wp:docPr id="10" name="Picture 10"/>
@@ -23948,7 +23948,7 @@
           <w:szCs w:val="32"/>
         </w:rPr>
         <w:drawing>
-          <wp:inline distT="0" distB="0" distL="0" distR="0" wp14:anchorId="68E7838B" wp14:editId="004A2292">
+          <wp:inline distT="0" distB="0" distL="0" distR="0" wp14:anchorId="68E7838B" wp14:editId="391D83C6">
             <wp:extent cx="4013916" cy="7135850"/>
             <wp:effectExtent l="0" t="0" r="0" b="0"/>
             <wp:docPr id="11" name="Picture 11"/>
